--- a/grigorii-eleskin-resume.docx
+++ b/grigorii-eleskin-resume.docx
@@ -17,7 +17,7 @@
     </w:p>
     <w:p>
       <w:r>
-        <w:t xml:space="preserve">Web 3 · Go · LLM Serving / Custom harnesses</w:t>
+        <w:t xml:space="preserve">Go / Golang | Distributed Systems | Performance &amp; Reliability</w:t>
       </w:r>
     </w:p>
     <w:p>

--- a/grigorii-eleskin-resume.docx
+++ b/grigorii-eleskin-resume.docx
@@ -35,12 +35,19 @@
     <w:p>
       <w:hyperlink r:id="rId2">
         <w:r>
+          <w:t xml:space="preserve">nyarumilian@gmail.com: mailto:nyarumilian@gmail.com</w:t>
+        </w:r>
+      </w:hyperlink>
+    </w:p>
+    <w:p>
+      <w:hyperlink r:id="rId3">
+        <w:r>
           <w:t xml:space="preserve">GitHub: https://github.com/Nyarum</w:t>
         </w:r>
       </w:hyperlink>
     </w:p>
     <w:p>
-      <w:hyperlink r:id="rId3">
+      <w:hyperlink r:id="rId4">
         <w:r>
           <w:t xml:space="preserve">Telegram: https://t.me/golovatskiii</w:t>
         </w:r>

--- a/grigorii-eleskin-resume.docx
+++ b/grigorii-eleskin-resume.docx
@@ -114,27 +114,37 @@
     </w:p>
     <w:p>
       <w:r>
-        <w:t xml:space="preserve">• Designed state distribution between services using NATS and Redis, addressing consistency, fault tolerance, and the risk of state loss across distributed components.</w:t>
-      </w:r>
-    </w:p>
-    <w:p>
-      <w:r>
-        <w:t xml:space="preserve">• Built integrations with multiple blockchain RPC providers, accounting for latency, failures, and provider-specific limitations.</w:t>
-      </w:r>
-    </w:p>
-    <w:p>
-      <w:r>
-        <w:t xml:space="preserve">• Developed, modified, and deployed Solidity smart contracts, including batching multiple operations to reduce individual on-chain requests.</w:t>
-      </w:r>
-    </w:p>
-    <w:p>
-      <w:r>
-        <w:t xml:space="preserve">• Identified and addressed latency, CPU, and memory bottlenecks using distributed tracing and profiling with Grafana, Tempo, and Pyroscope.</w:t>
-      </w:r>
-    </w:p>
-    <w:p>
-      <w:r>
-        <w:t xml:space="preserve">• Owned service delivery and production operation with Kubernetes and Helm, including deployment, configuration, scaling, observability, and performance analysis.</w:t>
+        <w:t xml:space="preserve">• Integrated new DEX protocols into Pathfinder, expanding trading pair coverage and improving available exchange rates.</w:t>
+      </w:r>
+    </w:p>
+    <w:p>
+      <w:r>
+        <w:t xml:space="preserve">• Maintained integrations as APIs and contract addresses changed, collaborating with DEX protocol developers.</w:t>
+      </w:r>
+    </w:p>
+    <w:p>
+      <w:r>
+        <w:t xml:space="preserve">• Investigated support requests and production incidents related to routing and protocol integrations.</w:t>
+      </w:r>
+    </w:p>
+    <w:p>
+      <w:r>
+        <w:t xml:space="preserve">• Developed integration tests for real-world swap scenarios using Tenderly and blockchain RPC providers.</w:t>
+      </w:r>
+    </w:p>
+    <w:p>
+      <w:r>
+        <w:t xml:space="preserve">• Designed and maintained service deployment processes for staging and production.</w:t>
+      </w:r>
+    </w:p>
+    <w:p>
+      <w:r>
+        <w:t xml:space="preserve">• Contributed to the architecture of new features and the migration from HTTP to NATS, simplifying horizontal service scaling.</w:t>
+      </w:r>
+    </w:p>
+    <w:p>
+      <w:r>
+        <w:t xml:space="preserve">• Technologies: Go (Golang), TypeScript, NATS, Redis, Blockchain, gRPC, Protobuf, ClickHouse.</w:t>
       </w:r>
     </w:p>
     <w:p>
@@ -157,32 +167,32 @@
     </w:p>
     <w:p>
       <w:r>
-        <w:t xml:space="preserve">• Designed and developed backend systems for real-time multiplayer game features, including rooms and lobbies, with a focus on reliability and horizontal scalability.</w:t>
-      </w:r>
-    </w:p>
-    <w:p>
-      <w:r>
-        <w:t xml:space="preserve">• Built scalable microservices capable of supporting growing player concurrency and distributing workload across multiple service instances.</w:t>
-      </w:r>
-    </w:p>
-    <w:p>
-      <w:r>
-        <w:t xml:space="preserve">• Designed ETL and data distribution pipelines to move workloads away from a single PostgreSQL database and route data into storage systems optimized for specific access patterns, including PostgreSQL, ClickHouse, and Redis.</w:t>
-      </w:r>
-    </w:p>
-    <w:p>
-      <w:r>
-        <w:t xml:space="preserve">• Designed data-intensive architectures for high write throughput, using table partitioning, sharding, and workload separation to keep databases performant as data volume and traffic increased.</w:t>
-      </w:r>
-    </w:p>
-    <w:p>
-      <w:r>
-        <w:t xml:space="preserve">• Built and scaled WebSocket infrastructure for large numbers of concurrent connections, using message brokers to distribute events and communication across multiple backend instances.</w:t>
-      </w:r>
-    </w:p>
-    <w:p>
-      <w:r>
-        <w:t xml:space="preserve">• Worked on the full lifecycle of backend features, from product requirements and architecture to implementation, scaling, deployment, and production reliability.</w:t>
+        <w:t xml:space="preserve">• Developed Go backend services for real-time multiplayer features, including rooms and lobbies, taking features from product requirements and architecture through implementation and production support.</w:t>
+      </w:r>
+    </w:p>
+    <w:p>
+      <w:r>
+        <w:t xml:space="preserve">• Designed horizontally scalable microservices and distributed workloads across service instances.</w:t>
+      </w:r>
+    </w:p>
+    <w:p>
+      <w:r>
+        <w:t xml:space="preserve">• Developed WebSocket infrastructure and used message brokers for inter-instance event delivery.</w:t>
+      </w:r>
+    </w:p>
+    <w:p>
+      <w:r>
+        <w:t xml:space="preserve">• Designed ETL pipelines and data distribution across PostgreSQL, ClickHouse, and Redis according to access patterns, reducing load on the primary PostgreSQL database.</w:t>
+      </w:r>
+    </w:p>
+    <w:p>
+      <w:r>
+        <w:t xml:space="preserve">• Applied table partitioning, cross-node data sharding, and workload separation to write-intensive systems, selecting approaches according to the access pattern.</w:t>
+      </w:r>
+    </w:p>
+    <w:p>
+      <w:r>
+        <w:t xml:space="preserve">• Technologies: Go (Golang), PostgreSQL, ClickHouse, AWS, Redis.</w:t>
       </w:r>
     </w:p>
     <w:p>
@@ -205,27 +215,17 @@
     </w:p>
     <w:p>
       <w:r>
-        <w:t xml:space="preserve">• Developed Go backend functionality for a user behavior analytics platform.</w:t>
-      </w:r>
-    </w:p>
-    <w:p>
-      <w:r>
-        <w:t xml:space="preserve">• Integrated new analytics features into the existing backend, extending the platform's functionality.</w:t>
-      </w:r>
-    </w:p>
-    <w:p>
-      <w:r>
-        <w:t xml:space="preserve">• Refactored the event-driven backend to improve processing performance.</w:t>
-      </w:r>
-    </w:p>
-    <w:p>
-      <w:r>
-        <w:t xml:space="preserve">• Implemented Terraform pipelines for infrastructure changes alongside application development.</w:t>
-      </w:r>
-    </w:p>
-    <w:p>
-      <w:r>
-        <w:t xml:space="preserve">• Maintained AWS clusters supporting the analytics platform and its backend services.</w:t>
+        <w:t xml:space="preserve">• Developed Go backend services for a user behavior analytics platform and integrated new analytics features.</w:t>
+      </w:r>
+    </w:p>
+    <w:p>
+      <w:r>
+        <w:t xml:space="preserve">• Refactored the event-driven backend to improve data-processing performance.</w:t>
+      </w:r>
+    </w:p>
+    <w:p>
+      <w:r>
+        <w:t xml:space="preserve">• Implemented Terraform pipelines for infrastructure changes and maintained the platform’s AWS clusters.</w:t>
       </w:r>
     </w:p>
     <w:p>
@@ -248,22 +248,17 @@
     </w:p>
     <w:p>
       <w:r>
-        <w:t xml:space="preserve">• Led a backend team developing new features for third-party client projects.</w:t>
-      </w:r>
-    </w:p>
-    <w:p>
-      <w:r>
-        <w:t xml:space="preserve">• Organized development work using agile practices, coordinating feature delivery and support for existing functionality.</w:t>
-      </w:r>
-    </w:p>
-    <w:p>
-      <w:r>
-        <w:t xml:space="preserve">• Combined technical leadership with hands-on work on backend functionality for client applications. Improved the architecture of existing backend systems across multiple client projects.</w:t>
-      </w:r>
-    </w:p>
-    <w:p>
-      <w:r>
-        <w:t xml:space="preserve">• Refactored existing application functionality as part of ongoing backend development and maintenance.</w:t>
+        <w:t xml:space="preserve">• Led a backend team developing and maintaining projects for external clients.</w:t>
+      </w:r>
+    </w:p>
+    <w:p>
+      <w:r>
+        <w:t xml:space="preserve">• Combined development coordination with hands-on backend implementation.</w:t>
+      </w:r>
+    </w:p>
+    <w:p>
+      <w:r>
+        <w:t xml:space="preserve">• Improved architecture and refactored existing systems.</w:t>
       </w:r>
     </w:p>
     <w:p>
@@ -286,22 +281,17 @@
     </w:p>
     <w:p>
       <w:r>
-        <w:t xml:space="preserve">• Developed microservices for a game analytics platform, implementing backend functionality for its analytical features.</w:t>
-      </w:r>
-    </w:p>
-    <w:p>
-      <w:r>
-        <w:t xml:space="preserve">• Worked on the communication protocol used to interact with CS:GO as part of game-specific backend development.</w:t>
-      </w:r>
-    </w:p>
-    <w:p>
-      <w:r>
-        <w:t xml:space="preserve">• Introduced a beta solution for CS:GO analytics, extending the platform's game-specific functionality. Investigated technical issues in the analytics backend to help the team resolve problems.</w:t>
-      </w:r>
-    </w:p>
-    <w:p>
-      <w:r>
-        <w:t xml:space="preserve">• Supported backend service stability alongside microservice and CS:GO analytics development.</w:t>
+        <w:t xml:space="preserve">• Developed and maintained microservices for a gaming analytics platform.</w:t>
+      </w:r>
+    </w:p>
+    <w:p>
+      <w:r>
+        <w:t xml:space="preserve">• Worked on the CS:GO communication protocol and delivered a beta analytics solution for the game.</w:t>
+      </w:r>
+    </w:p>
+    <w:p>
+      <w:r>
+        <w:t xml:space="preserve">• Investigated technical issues and maintained backend service stability.</w:t>
       </w:r>
     </w:p>
     <w:p>
@@ -324,27 +314,7 @@
     </w:p>
     <w:p>
       <w:r>
-        <w:t xml:space="preserve">• Developed software features for external clients, translating business requirements into working application functionality.</w:t>
-      </w:r>
-    </w:p>
-    <w:p>
-      <w:r>
-        <w:t xml:space="preserve">• Worked through client requirements at implementation level, connecting business needs with concrete application behavior.</w:t>
-      </w:r>
-    </w:p>
-    <w:p>
-      <w:r>
-        <w:t xml:space="preserve">• Implemented application logic around client-specific workflows and business rules.</w:t>
-      </w:r>
-    </w:p>
-    <w:p>
-      <w:r>
-        <w:t xml:space="preserve">• Integrated feature-level changes into client applications as part of outsourced development work.</w:t>
-      </w:r>
-    </w:p>
-    <w:p>
-      <w:r>
-        <w:t xml:space="preserve">• Refined feature implementations against business requirements to keep application behavior aligned with client needs.</w:t>
+        <w:t xml:space="preserve">• Developed applications for external clients, translating business requirements into application logic and integrating new functionality.</w:t>
       </w:r>
     </w:p>
     <w:p>
@@ -367,22 +337,7 @@
     </w:p>
     <w:p>
       <w:r>
-        <w:t xml:space="preserve">• Developed backend functionality in Go, contributing to the application's server-side implementation. Implemented business logic that translated application requirements into concrete backend behavior.</w:t>
-      </w:r>
-    </w:p>
-    <w:p>
-      <w:r>
-        <w:t xml:space="preserve">• Worked on backend components responsible for applying business rules within application workflows.</w:t>
-      </w:r>
-    </w:p>
-    <w:p>
-      <w:r>
-        <w:t xml:space="preserve">• Connected business-logic implementation with the surrounding backend functionality as part of feature development.</w:t>
-      </w:r>
-    </w:p>
-    <w:p>
-      <w:r>
-        <w:t xml:space="preserve">• Refined backend code to keep application behavior aligned with business-logic requirements.</w:t>
+        <w:t xml:space="preserve">• Developed backend components in Go and implemented application business logic.</w:t>
       </w:r>
     </w:p>
     <w:p>
@@ -405,27 +360,7 @@
     </w:p>
     <w:p>
       <w:r>
-        <w:t xml:space="preserve">• Developed a Go command-line utility for the Iron service, providing a terminal-based interface to its functionality.</w:t>
-      </w:r>
-    </w:p>
-    <w:p>
-      <w:r>
-        <w:t xml:space="preserve">• Implemented command behavior for interacting with Iron, connecting CLI actions to the service's capabilities.</w:t>
-      </w:r>
-    </w:p>
-    <w:p>
-      <w:r>
-        <w:t xml:space="preserve">• Worked on the utility's user-facing command flow, focusing on straightforward interaction from the terminal.</w:t>
-      </w:r>
-    </w:p>
-    <w:p>
-      <w:r>
-        <w:t xml:space="preserve">• Improved CLI usability by refining how users accessed the utility's functionality.</w:t>
-      </w:r>
-    </w:p>
-    <w:p>
-      <w:r>
-        <w:t xml:space="preserve">• Refined command-line workflows to make routine interactions with the Iron service more efficient.</w:t>
+        <w:t xml:space="preserve">• Developed a Go CLI for interacting with the Iron service, implementing commands and improving command-line workflows.</w:t>
       </w:r>
     </w:p>
     <w:p>

--- a/grigorii-eleskin-resume.docx
+++ b/grigorii-eleskin-resume.docx
@@ -12,7 +12,7 @@
     </w:p>
     <w:p>
       <w:r>
-        <w:t xml:space="preserve">Senior Backend Engineer</w:t>
+        <w:t xml:space="preserve">Senior Software Engineer</w:t>
       </w:r>
     </w:p>
     <w:p>
@@ -63,27 +63,77 @@
     </w:p>
     <w:p>
       <w:r>
-        <w:t xml:space="preserve">Senior Backend Engineer with 10+ years of experience building and operating production software, primarily in Go.</w:t>
-      </w:r>
-    </w:p>
-    <w:p>
-      <w:r>
-        <w:t xml:space="preserve">My experience spans blockchain infrastructure, real-time multiplayer gaming, and user behavior analytics. I build distributed backend systems, messaging and state-distribution infrastructure, WebSocket services, and data pipelines using technologies such as NATS, Redis, PostgreSQL, and ClickHouse.</w:t>
-      </w:r>
-    </w:p>
-    <w:p>
-      <w:r>
-        <w:t xml:space="preserve">I take ownership from business requirements through architecture, implementation, deployment, and production verification. This includes operating services with Kubernetes and Helm, investigating latency and resource bottlenecks, and using tracing and profiling to guide performance improvements.</w:t>
-      </w:r>
-    </w:p>
-    <w:p>
-      <w:r>
-        <w:t xml:space="preserve">At 1inch, my work covered distributed state management, blockchain RPC integrations, Solidity contracts, and production performance. At Faraway, I built backend systems for multiplayer features and worked on horizontally scalable real-time communication and data-intensive architectures.</w:t>
-      </w:r>
-    </w:p>
-    <w:p>
-      <w:r>
-        <w:t xml:space="preserve">I prefer the simplest architecture that meets the requirements, with explicit trade-offs around reliability, performance, and operational complexity. I also work with Rust and TypeScript.</w:t>
+        <w:t xml:space="preserve">Senior Software Engineer with 11 years of professional software development experience, specializing in Go and designing high-load backend systems.</w:t>
+      </w:r>
+    </w:p>
+    <w:p>
+      <w:r>
+        <w:t xml:space="preserve">I have experience developing high-load services and distributed systems. I am involved in the full software development lifecycle, from analyzing business requirements and designing system architecture to implementation, deployment, and maintenance of services in production.</w:t>
+      </w:r>
+    </w:p>
+    <w:p>
+      <w:r>
+        <w:t xml:space="preserve">Core competencies:</w:t>
+      </w:r>
+    </w:p>
+    <w:p>
+      <w:r>
+        <w:t xml:space="preserve">Designing and developing backend services in Go.</w:t>
+      </w:r>
+    </w:p>
+    <w:p>
+      <w:r>
+        <w:t xml:space="preserve">Building distributed systems and implementing inter-service communication.</w:t>
+      </w:r>
+    </w:p>
+    <w:p>
+      <w:r>
+        <w:t xml:space="preserve">Database design, query optimization, and performance tuning.</w:t>
+      </w:r>
+    </w:p>
+    <w:p>
+      <w:r>
+        <w:t xml:space="preserve">Effort estimation, task decomposition, and planning technical changes.</w:t>
+      </w:r>
+    </w:p>
+    <w:p>
+      <w:r>
+        <w:t xml:space="preserve">Analyzing dependencies and assessing the impact of changes on existing system components.</w:t>
+      </w:r>
+    </w:p>
+    <w:p>
+      <w:r>
+        <w:t xml:space="preserve">Conducting code reviews with a focus on correctness, algorithmic complexity, and compliance with architectural requirements.</w:t>
+      </w:r>
+    </w:p>
+    <w:p>
+      <w:r>
+        <w:t xml:space="preserve">Experience in technical leadership of a backend development team.</w:t>
+      </w:r>
+    </w:p>
+    <w:p>
+      <w:r>
+        <w:t xml:space="preserve">When designing systems, I prioritize simple, well-justified architectural solutions that balance reliability, performance, and maintainability.</w:t>
+      </w:r>
+    </w:p>
+    <w:p>
+      <w:r>
+        <w:t xml:space="preserve">Tech stack:</w:t>
+      </w:r>
+    </w:p>
+    <w:p>
+      <w:r>
+        <w:t xml:space="preserve">Go, TypeScript, NodeJS, Tempo, Pyroscope, PostgreSQL, Redis, NATS, gRPC, Docker, Kubernetes, Prometheus, Grafana, Kafka, RabbitMQ, ClickHouse.</w:t>
+      </w:r>
+    </w:p>
+    <w:p>
+      <w:r>
+        <w:t xml:space="preserve">Additional experience:</w:t>
+      </w:r>
+    </w:p>
+    <w:p>
+      <w:r>
+        <w:t xml:space="preserve">I am developing Onepiece, a modular AI-powered tool for automating engineering workflows. I also work with Rust and TypeScript. I have over 10 years of experience reverse-engineering MMORPG network protocols</w:t>
       </w:r>
     </w:p>
     <w:p>
@@ -114,37 +164,47 @@
     </w:p>
     <w:p>
       <w:r>
-        <w:t xml:space="preserve">• Integrated new DEX protocols into Pathfinder, expanding trading pair coverage and improving available exchange rates.</w:t>
-      </w:r>
-    </w:p>
-    <w:p>
-      <w:r>
-        <w:t xml:space="preserve">• Maintained integrations as APIs and contract addresses changed, collaborating with DEX protocol developers.</w:t>
-      </w:r>
-    </w:p>
-    <w:p>
-      <w:r>
-        <w:t xml:space="preserve">• Investigated support requests and production incidents related to routing and protocol integrations.</w:t>
-      </w:r>
-    </w:p>
-    <w:p>
-      <w:r>
-        <w:t xml:space="preserve">• Developed integration tests for real-world swap scenarios using Tenderly and blockchain RPC providers.</w:t>
-      </w:r>
-    </w:p>
-    <w:p>
-      <w:r>
-        <w:t xml:space="preserve">• Designed and maintained service deployment processes for staging and production.</w:t>
-      </w:r>
-    </w:p>
-    <w:p>
-      <w:r>
-        <w:t xml:space="preserve">• Contributed to the architecture of new features and the migration from HTTP to NATS, simplifying horizontal service scaling.</w:t>
-      </w:r>
-    </w:p>
-    <w:p>
-      <w:r>
-        <w:t xml:space="preserve">• Technologies: Go (Golang), TypeScript, NATS, Redis, Blockchain, gRPC, Protobuf, ClickHouse.</w:t>
+        <w:t xml:space="preserve">• Initiated and designed the migration of inter-service communication from HTTP to NATS to simplify service orchestration and horizontal scaling across multiple AWS regions.</w:t>
+      </w:r>
+    </w:p>
+    <w:p>
+      <w:r>
+        <w:t xml:space="preserve">• Collaborated with the DevOps team to design a multi-region NATS topology with independent regional clusters interconnected through leaf nodes.</w:t>
+      </w:r>
+    </w:p>
+    <w:p>
+      <w:r>
+        <w:t xml:space="preserve">• Designed and implemented a Go library for inter-service communication using NATS request/reply and queue groups. Built worker-level backpressure mechanisms, request classification by computational complexity, and application-level ACK/NACK handling with client-side retries to redistribute requests under load.</w:t>
+      </w:r>
+    </w:p>
+    <w:p>
+      <w:r>
+        <w:t xml:space="preserve">• Developed and maintained DEX protocol integrations within Pathfinder, a trade routing service, expanding liquidity coverage and available swap routes to improve execution options.</w:t>
+      </w:r>
+    </w:p>
+    <w:p>
+      <w:r>
+        <w:t xml:space="preserve">• Adapted integrations to changes in external APIs and smart contracts, collaborating with DEX protocol teams to investigate and resolve compatibility issues.</w:t>
+      </w:r>
+    </w:p>
+    <w:p>
+      <w:r>
+        <w:t xml:space="preserve">• Investigated and resolved production incidents involving trade routing, blockchain interactions, and external protocol integrations. Developed integration tests covering real-world swap scenarios using Tenderly and blockchain RPC providers.</w:t>
+      </w:r>
+    </w:p>
+    <w:p>
+      <w:r>
+        <w:t xml:space="preserve">• Designed and maintained backend deployment workflows for staging and production environments.</w:t>
+      </w:r>
+    </w:p>
+    <w:p>
+      <w:r>
+        <w:t xml:space="preserve">• Participating in integration new blockchains like Solana, Robinhood.</w:t>
+      </w:r>
+    </w:p>
+    <w:p>
+      <w:r>
+        <w:t xml:space="preserve">• Technologies: Go, TypeScript, NATS, Redis, gRPC, Protobuf, ClickHouse, AWS, Blockchain, Tenderly, RPC.</w:t>
       </w:r>
     </w:p>
     <w:p>
@@ -215,7 +275,7 @@
     </w:p>
     <w:p>
       <w:r>
-        <w:t xml:space="preserve">• Developed Go backend services for a user behavior analytics platform and integrated new analytics features.</w:t>
+        <w:t xml:space="preserve">• Developed Go backend services and integrated new features for a user behavior analytics platform.</w:t>
       </w:r>
     </w:p>
     <w:p>
@@ -258,7 +318,7 @@
     </w:p>
     <w:p>
       <w:r>
-        <w:t xml:space="preserve">• Improved architecture and refactored existing systems.</w:t>
+        <w:t xml:space="preserve">• Improved architecture and refactored existing backend systems.</w:t>
       </w:r>
     </w:p>
     <w:p>
@@ -519,7 +579,7 @@
     </w:p>
     <w:p>
       <w:r>
-        <w:t xml:space="preserve">Scrum Developer Certificate</w:t>
+        <w:t xml:space="preserve">Professional Scrum Developer 1</w:t>
       </w:r>
     </w:p>
     <w:p>

--- a/grigorii-eleskin-resume.docx
+++ b/grigorii-eleskin-resume.docx
@@ -336,6 +336,49 @@
     <w:p>
       <w:r>
         <w:t xml:space="preserve">• Develop a Go CLI for interacting with the Iron service, implementing commands and improving command-line workflows.</w:t>
+      </w:r>
+    </w:p>
+    <w:p>
+      <w:pPr>
+        <w:pStyle w:val="Heading1"/>
+      </w:pPr>
+      <w:r>
+        <w:t xml:space="preserve">Impact Showcase — 1inch</w:t>
+      </w:r>
+    </w:p>
+    <w:p>
+      <w:r>
+        <w:t xml:space="preserve">One of the fastest measurable outcomes I initiated was building a competitive rate intelligence system at 1inch, delivered end-to-end in just two weeks.</w:t>
+      </w:r>
+    </w:p>
+    <w:p>
+      <w:r>
+        <w:t xml:space="preserve">The idea came from a business need: understanding where our swap routing algorithm was losing to competitors. The straightforward approach would have required building a massive infrastructure to continuously request on-chain quotes across thousands of trading pairs and multiple aggregators. Instead, I proposed leveraging Matcha, which already consolidated quotes from multiple providers, as a faster way to validate the idea and deliver value.</w:t>
+      </w:r>
+    </w:p>
+    <w:p>
+      <w:r>
+        <w:t xml:space="preserve">The biggest challenge was making data collection reliable despite sophisticated browser fingerprinting, anti-bot protection, and rate limits. I used local open-source LLMs to accelerate reverse engineering and experimentation, while AI coding agents helped eliminate much of the routine implementation work.</w:t>
+      </w:r>
+    </w:p>
+    <w:p>
+      <w:r>
+        <w:t xml:space="preserve">Within two weeks, I built and shipped the entire system: automated quote collection, a ClickHouse analytical pipeline, and a dashboard comparing 1inch against competitors across ~15 chains and 3,000+ trading pairs, with data collected every second.</w:t>
+      </w:r>
+    </w:p>
+    <w:p>
+      <w:r>
+        <w:t xml:space="preserve">The business impact went beyond monitoring. We could identify historical cases where our routing algorithm underperformed, reproduce them against specific blockchain states, and determine whether the issue was missing protocol coverage or routing inefficiency. These insights helped prioritize new protocol integrations and algorithm improvements. Over the following two weeks, our competitive win rate improved from approximately 40–45% to 55%, an estimated 10–15 percentage-point gain.</w:t>
+      </w:r>
+    </w:p>
+    <w:p>
+      <w:r>
+        <w:t xml:space="preserve">My biggest learning was that starting with a simple, pragmatic idea can quickly evolve into a much more powerful system. Local AI models and coding agents dramatically accelerated research and execution, allowing me to focus on architecture, experimentation, and business value rather than repetitive implementation.</w:t>
+      </w:r>
+    </w:p>
+    <w:p>
+      <w:r>
+        <w:t xml:space="preserve">Looking back, I would have started building an independent on-chain quote collection pipeline in parallel. That would have reduced our dependency on a single external data source, eliminated a potential single point of failure, and provided an additional way to validate the accuracy of our competitive comparisons.</w:t>
       </w:r>
     </w:p>
     <w:sectPr>
